--- a/Final/碩士總結/(2 必備 繳交) 碩士論文口試推薦函.docx
+++ b/Final/碩士總結/(2 必備 繳交) 碩士論文口試推薦函.docx
@@ -537,6 +537,24 @@
       </w:r>
       <w:r>
         <w:rPr>
+          <w:rFonts w:eastAsia="微軟正黑體" w:hint="eastAsia"/>
+          <w:sz w:val="28"/>
+          <w:szCs w:val="28"/>
+          <w:u w:val="single"/>
+        </w:rPr>
+        <w:t>年</w:t>
+      </w:r>
+      <w:r>
+        <w:rPr>
+          <w:rFonts w:eastAsia="微軟正黑體"/>
+          <w:sz w:val="28"/>
+          <w:szCs w:val="28"/>
+          <w:u w:val="single"/>
+        </w:rPr>
+        <w:t>7</w:t>
+      </w:r>
+      <w:r>
+        <w:rPr>
           <w:rFonts w:ascii="微軟正黑體" w:eastAsia="微軟正黑體" w:hAnsi="微軟正黑體"/>
           <w:sz w:val="28"/>
           <w:szCs w:val="28"/>
@@ -582,7 +600,7 @@
           <w:szCs w:val="28"/>
           <w:u w:val="single"/>
         </w:rPr>
-        <w:t>7</w:t>
+        <w:t>28</w:t>
       </w:r>
       <w:r>
         <w:rPr>
@@ -760,14 +778,6 @@
         <w:sdtContent>
           <w:r>
             <w:rPr>
-              <w:rFonts w:ascii="微軟正黑體" w:eastAsia="微軟正黑體" w:hAnsi="微軟正黑體" w:hint="eastAsia"/>
-              <w:sz w:val="28"/>
-              <w:szCs w:val="28"/>
-            </w:rPr>
-            <w:t>____</w:t>
-          </w:r>
-          <w:r>
-            <w:rPr>
               <w:rFonts w:ascii="微軟正黑體" w:eastAsia="微軟正黑體" w:hAnsi="微軟正黑體" w:cs="Gungsuh"/>
               <w:sz w:val="28"/>
               <w:szCs w:val="28"/>
@@ -782,14 +792,6 @@
               <w:u w:val="single"/>
             </w:rPr>
             <w:t xml:space="preserve">              </w:t>
-          </w:r>
-          <w:r>
-            <w:rPr>
-              <w:rFonts w:ascii="微軟正黑體" w:eastAsia="微軟正黑體" w:hAnsi="微軟正黑體" w:hint="eastAsia"/>
-              <w:sz w:val="28"/>
-              <w:szCs w:val="28"/>
-            </w:rPr>
-            <w:t>____</w:t>
           </w:r>
         </w:sdtContent>
       </w:sdt>
@@ -822,14 +824,6 @@
             </w:rPr>
             <w:t xml:space="preserve">              </w:t>
           </w:r>
-          <w:r>
-            <w:rPr>
-              <w:rFonts w:ascii="微軟正黑體" w:eastAsia="微軟正黑體" w:hAnsi="微軟正黑體" w:hint="eastAsia"/>
-              <w:sz w:val="28"/>
-              <w:szCs w:val="28"/>
-            </w:rPr>
-            <w:t>____</w:t>
-          </w:r>
         </w:sdtContent>
       </w:sdt>
       <w:r>
@@ -841,6 +835,8 @@
         </w:rPr>
         <w:t xml:space="preserve">                       </w:t>
       </w:r>
+      <w:bookmarkStart w:id="3" w:name="_GoBack"/>
+      <w:bookmarkEnd w:id="3"/>
     </w:p>
     <w:p>
       <w:pPr>
@@ -1502,19 +1498,18 @@
     <w:tbl>
       <w:tblPr>
         <w:tblStyle w:val="ac"/>
-        <w:tblW w:w="10031" w:type="dxa"/>
+        <w:tblW w:w="8931" w:type="dxa"/>
         <w:tblInd w:w="0" w:type="dxa"/>
         <w:tblLayout w:type="fixed"/>
         <w:tblLook w:val="0400" w:firstRow="0" w:lastRow="0" w:firstColumn="0" w:lastColumn="0" w:noHBand="0" w:noVBand="1"/>
       </w:tblPr>
       <w:tblGrid>
-        <w:gridCol w:w="5015"/>
-        <w:gridCol w:w="5016"/>
+        <w:gridCol w:w="8931"/>
       </w:tblGrid>
       <w:tr>
         <w:tc>
           <w:tcPr>
-            <w:tcW w:w="5015" w:type="dxa"/>
+            <w:tcW w:w="8931" w:type="dxa"/>
             <w:shd w:val="clear" w:color="auto" w:fill="auto"/>
             <w:tcMar>
               <w:top w:w="0" w:type="dxa"/>
@@ -1523,7 +1518,7 @@
               <w:right w:w="108" w:type="dxa"/>
             </w:tcMar>
           </w:tcPr>
-          <w:bookmarkStart w:id="3" w:name="_Hlk231567739"/>
+          <w:bookmarkStart w:id="4" w:name="_Hlk231567739"/>
           <w:p>
             <w:pPr>
               <w:ind w:right="-1553"/>
@@ -1610,127 +1605,12 @@
             </w:sdt>
           </w:p>
         </w:tc>
-        <w:tc>
-          <w:tcPr>
-            <w:tcW w:w="5016" w:type="dxa"/>
-            <w:shd w:val="clear" w:color="auto" w:fill="auto"/>
-            <w:tcMar>
-              <w:top w:w="0" w:type="dxa"/>
-              <w:left w:w="108" w:type="dxa"/>
-              <w:bottom w:w="0" w:type="dxa"/>
-              <w:right w:w="108" w:type="dxa"/>
-            </w:tcMar>
-          </w:tcPr>
-          <w:p>
-            <w:pPr>
-              <w:ind w:right="-1553"/>
-              <w:rPr>
-                <w:rFonts w:ascii="微軟正黑體" w:eastAsia="微軟正黑體" w:hAnsi="微軟正黑體"/>
-                <w:sz w:val="28"/>
-                <w:szCs w:val="28"/>
-              </w:rPr>
-            </w:pPr>
-            <w:sdt>
-              <w:sdtPr>
-                <w:rPr>
-                  <w:rFonts w:ascii="微軟正黑體" w:eastAsia="微軟正黑體" w:hAnsi="微軟正黑體"/>
-                  <w:sz w:val="28"/>
-                  <w:szCs w:val="28"/>
-                </w:rPr>
-                <w:tag w:val="goog_rdk_33"/>
-                <w:id w:val="15585023"/>
-              </w:sdtPr>
-              <w:sdtEndPr/>
-              <w:sdtContent>
-                <w:r>
-                  <w:rPr>
-                    <w:rFonts w:ascii="微軟正黑體" w:eastAsia="微軟正黑體" w:hAnsi="微軟正黑體" w:cs="Gungsuh"/>
-                    <w:b/>
-                    <w:sz w:val="28"/>
-                    <w:szCs w:val="28"/>
-                  </w:rPr>
-                  <w:t>校</w:t>
-                </w:r>
-              </w:sdtContent>
-            </w:sdt>
-            <w:sdt>
-              <w:sdtPr>
-                <w:rPr>
-                  <w:rFonts w:ascii="微軟正黑體" w:eastAsia="微軟正黑體" w:hAnsi="微軟正黑體"/>
-                  <w:sz w:val="28"/>
-                  <w:szCs w:val="28"/>
-                </w:rPr>
-                <w:tag w:val="goog_rdk_34"/>
-                <w:id w:val="1866629418"/>
-              </w:sdtPr>
-              <w:sdtEndPr/>
-              <w:sdtContent>
-                <w:r>
-                  <w:rPr>
-                    <w:rFonts w:ascii="微軟正黑體" w:eastAsia="微軟正黑體" w:hAnsi="微軟正黑體" w:cs="Gungsuh"/>
-                    <w:sz w:val="28"/>
-                    <w:szCs w:val="28"/>
-                  </w:rPr>
-                  <w:t>外口試委員：</w:t>
-                </w:r>
-                <w:r>
-                  <w:rPr>
-                    <w:rFonts w:ascii="微軟正黑體" w:eastAsia="微軟正黑體" w:hAnsi="微軟正黑體" w:hint="eastAsia"/>
-                    <w:sz w:val="28"/>
-                    <w:szCs w:val="28"/>
-                  </w:rPr>
-                  <w:t>藍</w:t>
-                </w:r>
-                <w:r>
-                  <w:rPr>
-                    <w:rFonts w:ascii="微軟正黑體" w:eastAsia="微軟正黑體" w:hAnsi="微軟正黑體" w:cs="新細明體" w:hint="eastAsia"/>
-                    <w:sz w:val="28"/>
-                    <w:szCs w:val="28"/>
-                  </w:rPr>
-                  <w:t>彥</w:t>
-                </w:r>
-                <w:r>
-                  <w:rPr>
-                    <w:rFonts w:ascii="微軟正黑體" w:eastAsia="微軟正黑體" w:hAnsi="微軟正黑體" w:cs="Gungsuh" w:hint="eastAsia"/>
-                    <w:sz w:val="28"/>
-                    <w:szCs w:val="28"/>
-                  </w:rPr>
-                  <w:t>文</w:t>
-                </w:r>
-                <w:r>
-                  <w:rPr>
-                    <w:rFonts w:ascii="微軟正黑體" w:eastAsia="微軟正黑體" w:hAnsi="微軟正黑體" w:hint="eastAsia"/>
-                    <w:sz w:val="28"/>
-                    <w:szCs w:val="28"/>
-                  </w:rPr>
-                  <w:t xml:space="preserve"> </w:t>
-                </w:r>
-                <w:r>
-                  <w:rPr>
-                    <w:rFonts w:ascii="微軟正黑體" w:eastAsia="微軟正黑體" w:hAnsi="微軟正黑體" w:cs="新細明體" w:hint="eastAsia"/>
-                    <w:sz w:val="28"/>
-                    <w:szCs w:val="28"/>
-                  </w:rPr>
-                  <w:t>教</w:t>
-                </w:r>
-                <w:r>
-                  <w:rPr>
-                    <w:rFonts w:ascii="微軟正黑體" w:eastAsia="微軟正黑體" w:hAnsi="微軟正黑體" w:hint="eastAsia"/>
-                    <w:sz w:val="28"/>
-                    <w:szCs w:val="28"/>
-                  </w:rPr>
-                  <w:t>授</w:t>
-                </w:r>
-              </w:sdtContent>
-            </w:sdt>
-          </w:p>
-        </w:tc>
       </w:tr>
-      <w:bookmarkStart w:id="4" w:name="_Hlk231567783"/>
+      <w:bookmarkStart w:id="5" w:name="_Hlk231567783"/>
       <w:tr>
         <w:tc>
           <w:tcPr>
-            <w:tcW w:w="5015" w:type="dxa"/>
+            <w:tcW w:w="8931" w:type="dxa"/>
             <w:shd w:val="clear" w:color="auto" w:fill="auto"/>
             <w:tcMar>
               <w:top w:w="0" w:type="dxa"/>
@@ -1780,63 +1660,11 @@
             </w:sdt>
           </w:p>
         </w:tc>
-        <w:tc>
-          <w:tcPr>
-            <w:tcW w:w="5016" w:type="dxa"/>
-            <w:shd w:val="clear" w:color="auto" w:fill="auto"/>
-            <w:tcMar>
-              <w:top w:w="0" w:type="dxa"/>
-              <w:left w:w="108" w:type="dxa"/>
-              <w:bottom w:w="0" w:type="dxa"/>
-              <w:right w:w="108" w:type="dxa"/>
-            </w:tcMar>
-          </w:tcPr>
-          <w:p>
-            <w:pPr>
-              <w:ind w:right="-1553"/>
-              <w:rPr>
-                <w:rFonts w:ascii="微軟正黑體" w:eastAsia="微軟正黑體" w:hAnsi="微軟正黑體"/>
-                <w:sz w:val="28"/>
-                <w:szCs w:val="28"/>
-              </w:rPr>
-            </w:pPr>
-            <w:sdt>
-              <w:sdtPr>
-                <w:rPr>
-                  <w:rFonts w:ascii="微軟正黑體" w:eastAsia="微軟正黑體" w:hAnsi="微軟正黑體"/>
-                  <w:sz w:val="28"/>
-                  <w:szCs w:val="28"/>
-                </w:rPr>
-                <w:tag w:val="goog_rdk_36"/>
-                <w:id w:val="1518424127"/>
-              </w:sdtPr>
-              <w:sdtEndPr/>
-              <w:sdtContent>
-                <w:r>
-                  <w:rPr>
-                    <w:rFonts w:ascii="微軟正黑體" w:eastAsia="微軟正黑體" w:hAnsi="微軟正黑體" w:cs="Gungsuh"/>
-                    <w:sz w:val="28"/>
-                    <w:szCs w:val="28"/>
-                  </w:rPr>
-                  <w:t>服務單位：</w:t>
-                </w:r>
-                <w:r>
-                  <w:rPr>
-                    <w:rFonts w:ascii="微軟正黑體" w:eastAsia="微軟正黑體" w:hAnsi="微軟正黑體" w:cs="新細明體" w:hint="eastAsia"/>
-                    <w:sz w:val="28"/>
-                    <w:szCs w:val="28"/>
-                  </w:rPr>
-                  <w:t>國立臺灣師範大學物理學系</w:t>
-                </w:r>
-              </w:sdtContent>
-            </w:sdt>
-          </w:p>
-        </w:tc>
       </w:tr>
       <w:tr>
         <w:tc>
           <w:tcPr>
-            <w:tcW w:w="5015" w:type="dxa"/>
+            <w:tcW w:w="8931" w:type="dxa"/>
             <w:shd w:val="clear" w:color="auto" w:fill="auto"/>
             <w:tcMar>
               <w:top w:w="0" w:type="dxa"/>
@@ -1895,73 +1723,11 @@
             </w:r>
           </w:p>
         </w:tc>
-        <w:tc>
-          <w:tcPr>
-            <w:tcW w:w="5016" w:type="dxa"/>
-            <w:shd w:val="clear" w:color="auto" w:fill="auto"/>
-            <w:tcMar>
-              <w:top w:w="0" w:type="dxa"/>
-              <w:left w:w="108" w:type="dxa"/>
-              <w:bottom w:w="0" w:type="dxa"/>
-              <w:right w:w="108" w:type="dxa"/>
-            </w:tcMar>
-            <w:vAlign w:val="bottom"/>
-          </w:tcPr>
-          <w:p>
-            <w:pPr>
-              <w:ind w:right="-1553"/>
-              <w:jc w:val="both"/>
-              <w:rPr>
-                <w:rFonts w:ascii="微軟正黑體" w:eastAsia="微軟正黑體" w:hAnsi="微軟正黑體"/>
-                <w:sz w:val="28"/>
-                <w:szCs w:val="28"/>
-              </w:rPr>
-            </w:pPr>
-            <w:sdt>
-              <w:sdtPr>
-                <w:rPr>
-                  <w:rFonts w:ascii="微軟正黑體" w:eastAsia="微軟正黑體" w:hAnsi="微軟正黑體"/>
-                  <w:sz w:val="28"/>
-                  <w:szCs w:val="28"/>
-                </w:rPr>
-                <w:tag w:val="goog_rdk_38"/>
-                <w:id w:val="2007320068"/>
-              </w:sdtPr>
-              <w:sdtEndPr/>
-              <w:sdtContent>
-                <w:r>
-                  <w:rPr>
-                    <w:rFonts w:ascii="微軟正黑體" w:eastAsia="微軟正黑體" w:hAnsi="微軟正黑體" w:cs="Gungsuh"/>
-                    <w:sz w:val="28"/>
-                    <w:szCs w:val="28"/>
-                  </w:rPr>
-                  <w:t>職稱：</w:t>
-                </w:r>
-                <w:r>
-                  <w:rPr>
-                    <w:rFonts w:ascii="微軟正黑體" w:eastAsia="微軟正黑體" w:hAnsi="微軟正黑體" w:cs="新細明體" w:hint="eastAsia"/>
-                    <w:sz w:val="28"/>
-                    <w:szCs w:val="28"/>
-                  </w:rPr>
-                  <w:t>教</w:t>
-                </w:r>
-                <w:r>
-                  <w:rPr>
-                    <w:rFonts w:ascii="微軟正黑體" w:eastAsia="微軟正黑體" w:hAnsi="微軟正黑體" w:cs="Gungsuh" w:hint="eastAsia"/>
-                    <w:sz w:val="28"/>
-                    <w:szCs w:val="28"/>
-                  </w:rPr>
-                  <w:t>授</w:t>
-                </w:r>
-              </w:sdtContent>
-            </w:sdt>
-          </w:p>
-        </w:tc>
       </w:tr>
       <w:tr>
         <w:tc>
           <w:tcPr>
-            <w:tcW w:w="5015" w:type="dxa"/>
+            <w:tcW w:w="8931" w:type="dxa"/>
             <w:shd w:val="clear" w:color="auto" w:fill="auto"/>
             <w:tcMar>
               <w:top w:w="0" w:type="dxa"/>
@@ -2020,73 +1786,11 @@
             </w:r>
           </w:p>
         </w:tc>
-        <w:tc>
-          <w:tcPr>
-            <w:tcW w:w="5016" w:type="dxa"/>
-            <w:shd w:val="clear" w:color="auto" w:fill="auto"/>
-            <w:tcMar>
-              <w:top w:w="0" w:type="dxa"/>
-              <w:left w:w="108" w:type="dxa"/>
-              <w:bottom w:w="0" w:type="dxa"/>
-              <w:right w:w="108" w:type="dxa"/>
-            </w:tcMar>
-            <w:vAlign w:val="bottom"/>
-          </w:tcPr>
-          <w:p>
-            <w:pPr>
-              <w:ind w:right="-1553"/>
-              <w:jc w:val="both"/>
-              <w:rPr>
-                <w:rFonts w:ascii="微軟正黑體" w:eastAsia="微軟正黑體" w:hAnsi="微軟正黑體"/>
-                <w:sz w:val="28"/>
-                <w:szCs w:val="28"/>
-              </w:rPr>
-            </w:pPr>
-            <w:sdt>
-              <w:sdtPr>
-                <w:rPr>
-                  <w:rFonts w:ascii="微軟正黑體" w:eastAsia="微軟正黑體" w:hAnsi="微軟正黑體"/>
-                  <w:sz w:val="28"/>
-                  <w:szCs w:val="28"/>
-                </w:rPr>
-                <w:tag w:val="goog_rdk_40"/>
-                <w:id w:val="-471443423"/>
-              </w:sdtPr>
-              <w:sdtEndPr/>
-              <w:sdtContent>
-                <w:r>
-                  <w:rPr>
-                    <w:rFonts w:ascii="微軟正黑體" w:eastAsia="微軟正黑體" w:hAnsi="微軟正黑體" w:cs="Gungsuh"/>
-                    <w:sz w:val="28"/>
-                    <w:szCs w:val="28"/>
-                  </w:rPr>
-                  <w:t>最高學歷：</w:t>
-                </w:r>
-                <w:r>
-                  <w:rPr>
-                    <w:rFonts w:ascii="微軟正黑體" w:eastAsia="微軟正黑體" w:hAnsi="微軟正黑體" w:cs="新細明體" w:hint="eastAsia"/>
-                    <w:sz w:val="28"/>
-                    <w:szCs w:val="28"/>
-                  </w:rPr>
-                  <w:t>博士</w:t>
-                </w:r>
-              </w:sdtContent>
-            </w:sdt>
-            <w:r>
-              <w:rPr>
-                <w:rFonts w:ascii="微軟正黑體" w:eastAsia="微軟正黑體" w:hAnsi="微軟正黑體" w:cs="Calibri"/>
-                <w:sz w:val="28"/>
-                <w:szCs w:val="28"/>
-              </w:rPr>
-              <w:t xml:space="preserve"> </w:t>
-            </w:r>
-          </w:p>
-        </w:tc>
       </w:tr>
       <w:tr>
         <w:tc>
           <w:tcPr>
-            <w:tcW w:w="5015" w:type="dxa"/>
+            <w:tcW w:w="8931" w:type="dxa"/>
             <w:shd w:val="clear" w:color="auto" w:fill="auto"/>
             <w:tcMar>
               <w:top w:w="0" w:type="dxa"/>
@@ -2140,66 +1844,21 @@
                   </w:rPr>
                   <w:t>證字號：</w:t>
                 </w:r>
-              </w:sdtContent>
-            </w:sdt>
-          </w:p>
-        </w:tc>
-        <w:tc>
-          <w:tcPr>
-            <w:tcW w:w="5016" w:type="dxa"/>
-            <w:shd w:val="clear" w:color="auto" w:fill="auto"/>
-            <w:tcMar>
-              <w:top w:w="0" w:type="dxa"/>
-              <w:left w:w="108" w:type="dxa"/>
-              <w:bottom w:w="0" w:type="dxa"/>
-              <w:right w:w="108" w:type="dxa"/>
-            </w:tcMar>
-            <w:vAlign w:val="bottom"/>
-          </w:tcPr>
-          <w:p>
-            <w:pPr>
-              <w:ind w:right="-1553"/>
-              <w:rPr>
-                <w:rFonts w:ascii="微軟正黑體" w:eastAsia="微軟正黑體" w:hAnsi="微軟正黑體"/>
-                <w:sz w:val="28"/>
-                <w:szCs w:val="28"/>
-              </w:rPr>
-            </w:pPr>
-            <w:sdt>
-              <w:sdtPr>
-                <w:rPr>
-                  <w:rFonts w:ascii="微軟正黑體" w:eastAsia="微軟正黑體" w:hAnsi="微軟正黑體"/>
-                  <w:sz w:val="28"/>
-                  <w:szCs w:val="28"/>
-                </w:rPr>
-                <w:tag w:val="goog_rdk_42"/>
-                <w:id w:val="-1594228428"/>
-              </w:sdtPr>
-              <w:sdtEndPr/>
-              <w:sdtContent>
+                <w:r>
+                  <w:rPr>
+                    <w:rFonts w:ascii="微軟正黑體" w:eastAsia="微軟正黑體" w:hAnsi="微軟正黑體" w:cs="Gungsuh" w:hint="eastAsia"/>
+                    <w:sz w:val="28"/>
+                    <w:szCs w:val="28"/>
+                  </w:rPr>
+                  <w:t>S</w:t>
+                </w:r>
                 <w:r>
                   <w:rPr>
                     <w:rFonts w:ascii="微軟正黑體" w:eastAsia="微軟正黑體" w:hAnsi="微軟正黑體" w:cs="Gungsuh"/>
                     <w:sz w:val="28"/>
                     <w:szCs w:val="28"/>
                   </w:rPr>
-                  <w:t>身</w:t>
-                </w:r>
-                <w:r>
-                  <w:rPr>
-                    <w:rFonts w:ascii="微軟正黑體" w:eastAsia="微軟正黑體" w:hAnsi="微軟正黑體" w:cs="新細明體" w:hint="eastAsia"/>
-                    <w:sz w:val="28"/>
-                    <w:szCs w:val="28"/>
-                  </w:rPr>
-                  <w:t>份</w:t>
-                </w:r>
-                <w:r>
-                  <w:rPr>
-                    <w:rFonts w:ascii="微軟正黑體" w:eastAsia="微軟正黑體" w:hAnsi="微軟正黑體" w:cs="Gungsuh" w:hint="eastAsia"/>
-                    <w:sz w:val="28"/>
-                    <w:szCs w:val="28"/>
-                  </w:rPr>
-                  <w:t>證字號：</w:t>
+                  <w:t>222530701</w:t>
                 </w:r>
               </w:sdtContent>
             </w:sdt>
@@ -2209,7 +1868,7 @@
       <w:tr>
         <w:tc>
           <w:tcPr>
-            <w:tcW w:w="5015" w:type="dxa"/>
+            <w:tcW w:w="8931" w:type="dxa"/>
             <w:shd w:val="clear" w:color="auto" w:fill="auto"/>
             <w:tcMar>
               <w:top w:w="0" w:type="dxa"/>
@@ -2260,53 +1919,16 @@
                       </w:rPr>
                       <w:t>戶籍地址：</w:t>
                     </w:r>
+                    <w:r>
+                      <w:rPr>
+                        <w:rFonts w:ascii="微軟正黑體" w:eastAsia="微軟正黑體" w:hAnsi="微軟正黑體" w:cs="Gungsuh" w:hint="eastAsia"/>
+                        <w:sz w:val="28"/>
+                        <w:szCs w:val="28"/>
+                      </w:rPr>
+                      <w:t>台北市文山區汀洲路四段261號9樓</w:t>
+                    </w:r>
                   </w:sdtContent>
                 </w:sdt>
-              </w:sdtContent>
-            </w:sdt>
-          </w:p>
-        </w:tc>
-        <w:tc>
-          <w:tcPr>
-            <w:tcW w:w="5016" w:type="dxa"/>
-            <w:shd w:val="clear" w:color="auto" w:fill="auto"/>
-            <w:tcMar>
-              <w:top w:w="0" w:type="dxa"/>
-              <w:left w:w="108" w:type="dxa"/>
-              <w:bottom w:w="0" w:type="dxa"/>
-              <w:right w:w="108" w:type="dxa"/>
-            </w:tcMar>
-            <w:vAlign w:val="bottom"/>
-          </w:tcPr>
-          <w:p>
-            <w:pPr>
-              <w:ind w:right="-1553"/>
-              <w:rPr>
-                <w:rFonts w:ascii="微軟正黑體" w:eastAsia="微軟正黑體" w:hAnsi="微軟正黑體"/>
-                <w:sz w:val="28"/>
-                <w:szCs w:val="28"/>
-              </w:rPr>
-            </w:pPr>
-            <w:sdt>
-              <w:sdtPr>
-                <w:rPr>
-                  <w:rFonts w:ascii="微軟正黑體" w:eastAsia="微軟正黑體" w:hAnsi="微軟正黑體"/>
-                  <w:sz w:val="28"/>
-                  <w:szCs w:val="28"/>
-                </w:rPr>
-                <w:tag w:val="goog_rdk_43"/>
-                <w:id w:val="1980039405"/>
-              </w:sdtPr>
-              <w:sdtEndPr/>
-              <w:sdtContent>
-                <w:r>
-                  <w:rPr>
-                    <w:rFonts w:ascii="微軟正黑體" w:eastAsia="微軟正黑體" w:hAnsi="微軟正黑體" w:cs="Gungsuh"/>
-                    <w:sz w:val="28"/>
-                    <w:szCs w:val="28"/>
-                  </w:rPr>
-                  <w:t>戶籍地址：</w:t>
-                </w:r>
               </w:sdtContent>
             </w:sdt>
           </w:p>
@@ -2315,7 +1937,7 @@
       <w:tr>
         <w:tc>
           <w:tcPr>
-            <w:tcW w:w="5015" w:type="dxa"/>
+            <w:tcW w:w="8931" w:type="dxa"/>
             <w:shd w:val="clear" w:color="auto" w:fill="auto"/>
             <w:tcMar>
               <w:top w:w="0" w:type="dxa"/>
@@ -2364,17 +1986,15 @@
                         <w:sz w:val="28"/>
                         <w:szCs w:val="28"/>
                       </w:rPr>
-                      <w:t>郵局</w:t>
+                      <w:t>郵局帳號：</w:t>
                     </w:r>
-                    <w:bookmarkStart w:id="5" w:name="_GoBack"/>
-                    <w:bookmarkEnd w:id="5"/>
                     <w:r>
                       <w:rPr>
-                        <w:rFonts w:ascii="微軟正黑體" w:eastAsia="微軟正黑體" w:hAnsi="微軟正黑體" w:cs="Gungsuh"/>
+                        <w:rFonts w:ascii="微軟正黑體" w:eastAsia="微軟正黑體" w:hAnsi="微軟正黑體" w:cs="Gungsuh" w:hint="eastAsia"/>
                         <w:sz w:val="28"/>
                         <w:szCs w:val="28"/>
                       </w:rPr>
-                      <w:t>帳號：</w:t>
+                      <w:t>0041001 2056504</w:t>
                     </w:r>
                   </w:sdtContent>
                 </w:sdt>
@@ -2382,16 +2002,421 @@
             </w:sdt>
           </w:p>
         </w:tc>
+      </w:tr>
+      <w:bookmarkEnd w:id="4"/>
+      <w:bookmarkEnd w:id="5"/>
+      <w:tr>
+        <w:tblPrEx>
+          <w:tblLook w:val="04A0" w:firstRow="1" w:lastRow="0" w:firstColumn="1" w:lastColumn="0" w:noHBand="0" w:noVBand="1"/>
+        </w:tblPrEx>
         <w:tc>
           <w:tcPr>
-            <w:tcW w:w="5016" w:type="dxa"/>
-            <w:shd w:val="clear" w:color="auto" w:fill="auto"/>
-            <w:tcMar>
-              <w:top w:w="0" w:type="dxa"/>
-              <w:left w:w="108" w:type="dxa"/>
-              <w:bottom w:w="0" w:type="dxa"/>
-              <w:right w:w="108" w:type="dxa"/>
-            </w:tcMar>
+            <w:tcW w:w="8931" w:type="dxa"/>
+          </w:tcPr>
+          <w:p>
+            <w:pPr>
+              <w:ind w:right="-1553"/>
+              <w:rPr>
+                <w:rFonts w:ascii="微軟正黑體" w:eastAsia="微軟正黑體" w:hAnsi="微軟正黑體"/>
+                <w:sz w:val="28"/>
+                <w:szCs w:val="28"/>
+              </w:rPr>
+            </w:pPr>
+            <w:sdt>
+              <w:sdtPr>
+                <w:rPr>
+                  <w:rFonts w:ascii="微軟正黑體" w:eastAsia="微軟正黑體" w:hAnsi="微軟正黑體"/>
+                  <w:sz w:val="28"/>
+                  <w:szCs w:val="28"/>
+                </w:rPr>
+                <w:tag w:val="goog_rdk_33"/>
+                <w:id w:val="15585023"/>
+              </w:sdtPr>
+              <w:sdtEndPr/>
+              <w:sdtContent>
+                <w:r>
+                  <w:rPr>
+                    <w:rFonts w:ascii="微軟正黑體" w:eastAsia="微軟正黑體" w:hAnsi="微軟正黑體" w:cs="Gungsuh"/>
+                    <w:b/>
+                    <w:sz w:val="28"/>
+                    <w:szCs w:val="28"/>
+                  </w:rPr>
+                  <w:t>校</w:t>
+                </w:r>
+              </w:sdtContent>
+            </w:sdt>
+            <w:sdt>
+              <w:sdtPr>
+                <w:rPr>
+                  <w:rFonts w:ascii="微軟正黑體" w:eastAsia="微軟正黑體" w:hAnsi="微軟正黑體"/>
+                  <w:sz w:val="28"/>
+                  <w:szCs w:val="28"/>
+                </w:rPr>
+                <w:tag w:val="goog_rdk_34"/>
+                <w:id w:val="1866629418"/>
+              </w:sdtPr>
+              <w:sdtEndPr/>
+              <w:sdtContent>
+                <w:r>
+                  <w:rPr>
+                    <w:rFonts w:ascii="微軟正黑體" w:eastAsia="微軟正黑體" w:hAnsi="微軟正黑體" w:cs="Gungsuh"/>
+                    <w:sz w:val="28"/>
+                    <w:szCs w:val="28"/>
+                  </w:rPr>
+                  <w:t>外口試委員：</w:t>
+                </w:r>
+                <w:r>
+                  <w:rPr>
+                    <w:rFonts w:ascii="微軟正黑體" w:eastAsia="微軟正黑體" w:hAnsi="微軟正黑體" w:hint="eastAsia"/>
+                    <w:sz w:val="28"/>
+                    <w:szCs w:val="28"/>
+                  </w:rPr>
+                  <w:t>藍</w:t>
+                </w:r>
+                <w:r>
+                  <w:rPr>
+                    <w:rFonts w:ascii="微軟正黑體" w:eastAsia="微軟正黑體" w:hAnsi="微軟正黑體" w:cs="新細明體" w:hint="eastAsia"/>
+                    <w:sz w:val="28"/>
+                    <w:szCs w:val="28"/>
+                  </w:rPr>
+                  <w:t>彥</w:t>
+                </w:r>
+                <w:r>
+                  <w:rPr>
+                    <w:rFonts w:ascii="微軟正黑體" w:eastAsia="微軟正黑體" w:hAnsi="微軟正黑體" w:cs="Gungsuh" w:hint="eastAsia"/>
+                    <w:sz w:val="28"/>
+                    <w:szCs w:val="28"/>
+                  </w:rPr>
+                  <w:t>文</w:t>
+                </w:r>
+                <w:r>
+                  <w:rPr>
+                    <w:rFonts w:ascii="微軟正黑體" w:eastAsia="微軟正黑體" w:hAnsi="微軟正黑體" w:hint="eastAsia"/>
+                    <w:sz w:val="28"/>
+                    <w:szCs w:val="28"/>
+                  </w:rPr>
+                  <w:t xml:space="preserve"> </w:t>
+                </w:r>
+                <w:r>
+                  <w:rPr>
+                    <w:rFonts w:ascii="微軟正黑體" w:eastAsia="微軟正黑體" w:hAnsi="微軟正黑體" w:cs="新細明體" w:hint="eastAsia"/>
+                    <w:sz w:val="28"/>
+                    <w:szCs w:val="28"/>
+                  </w:rPr>
+                  <w:t>教</w:t>
+                </w:r>
+                <w:r>
+                  <w:rPr>
+                    <w:rFonts w:ascii="微軟正黑體" w:eastAsia="微軟正黑體" w:hAnsi="微軟正黑體" w:hint="eastAsia"/>
+                    <w:sz w:val="28"/>
+                    <w:szCs w:val="28"/>
+                  </w:rPr>
+                  <w:t>授</w:t>
+                </w:r>
+              </w:sdtContent>
+            </w:sdt>
+          </w:p>
+        </w:tc>
+      </w:tr>
+      <w:tr>
+        <w:tblPrEx>
+          <w:tblLook w:val="04A0" w:firstRow="1" w:lastRow="0" w:firstColumn="1" w:lastColumn="0" w:noHBand="0" w:noVBand="1"/>
+        </w:tblPrEx>
+        <w:tc>
+          <w:tcPr>
+            <w:tcW w:w="8931" w:type="dxa"/>
+          </w:tcPr>
+          <w:p>
+            <w:pPr>
+              <w:ind w:right="-1553"/>
+              <w:rPr>
+                <w:rFonts w:ascii="微軟正黑體" w:eastAsia="微軟正黑體" w:hAnsi="微軟正黑體"/>
+                <w:sz w:val="28"/>
+                <w:szCs w:val="28"/>
+              </w:rPr>
+            </w:pPr>
+            <w:sdt>
+              <w:sdtPr>
+                <w:rPr>
+                  <w:rFonts w:ascii="微軟正黑體" w:eastAsia="微軟正黑體" w:hAnsi="微軟正黑體"/>
+                  <w:sz w:val="28"/>
+                  <w:szCs w:val="28"/>
+                </w:rPr>
+                <w:tag w:val="goog_rdk_36"/>
+                <w:id w:val="1518424127"/>
+              </w:sdtPr>
+              <w:sdtEndPr/>
+              <w:sdtContent>
+                <w:r>
+                  <w:rPr>
+                    <w:rFonts w:ascii="微軟正黑體" w:eastAsia="微軟正黑體" w:hAnsi="微軟正黑體" w:cs="Gungsuh"/>
+                    <w:sz w:val="28"/>
+                    <w:szCs w:val="28"/>
+                  </w:rPr>
+                  <w:t>服務單位：</w:t>
+                </w:r>
+                <w:r>
+                  <w:rPr>
+                    <w:rFonts w:ascii="微軟正黑體" w:eastAsia="微軟正黑體" w:hAnsi="微軟正黑體" w:cs="新細明體" w:hint="eastAsia"/>
+                    <w:sz w:val="28"/>
+                    <w:szCs w:val="28"/>
+                  </w:rPr>
+                  <w:t>國立臺灣師範大學物理學系</w:t>
+                </w:r>
+              </w:sdtContent>
+            </w:sdt>
+          </w:p>
+        </w:tc>
+      </w:tr>
+      <w:tr>
+        <w:tblPrEx>
+          <w:tblLook w:val="04A0" w:firstRow="1" w:lastRow="0" w:firstColumn="1" w:lastColumn="0" w:noHBand="0" w:noVBand="1"/>
+        </w:tblPrEx>
+        <w:tc>
+          <w:tcPr>
+            <w:tcW w:w="8931" w:type="dxa"/>
+          </w:tcPr>
+          <w:p>
+            <w:pPr>
+              <w:ind w:right="-1553"/>
+              <w:jc w:val="both"/>
+              <w:rPr>
+                <w:rFonts w:ascii="微軟正黑體" w:eastAsia="微軟正黑體" w:hAnsi="微軟正黑體"/>
+                <w:sz w:val="28"/>
+                <w:szCs w:val="28"/>
+              </w:rPr>
+            </w:pPr>
+            <w:sdt>
+              <w:sdtPr>
+                <w:rPr>
+                  <w:rFonts w:ascii="微軟正黑體" w:eastAsia="微軟正黑體" w:hAnsi="微軟正黑體"/>
+                  <w:sz w:val="28"/>
+                  <w:szCs w:val="28"/>
+                </w:rPr>
+                <w:tag w:val="goog_rdk_38"/>
+                <w:id w:val="2007320068"/>
+              </w:sdtPr>
+              <w:sdtEndPr/>
+              <w:sdtContent>
+                <w:r>
+                  <w:rPr>
+                    <w:rFonts w:ascii="微軟正黑體" w:eastAsia="微軟正黑體" w:hAnsi="微軟正黑體" w:cs="Gungsuh"/>
+                    <w:sz w:val="28"/>
+                    <w:szCs w:val="28"/>
+                  </w:rPr>
+                  <w:t>職稱：</w:t>
+                </w:r>
+                <w:r>
+                  <w:rPr>
+                    <w:rFonts w:ascii="微軟正黑體" w:eastAsia="微軟正黑體" w:hAnsi="微軟正黑體" w:cs="新細明體" w:hint="eastAsia"/>
+                    <w:sz w:val="28"/>
+                    <w:szCs w:val="28"/>
+                  </w:rPr>
+                  <w:t>教</w:t>
+                </w:r>
+                <w:r>
+                  <w:rPr>
+                    <w:rFonts w:ascii="微軟正黑體" w:eastAsia="微軟正黑體" w:hAnsi="微軟正黑體" w:cs="Gungsuh" w:hint="eastAsia"/>
+                    <w:sz w:val="28"/>
+                    <w:szCs w:val="28"/>
+                  </w:rPr>
+                  <w:t>授</w:t>
+                </w:r>
+              </w:sdtContent>
+            </w:sdt>
+          </w:p>
+        </w:tc>
+      </w:tr>
+      <w:tr>
+        <w:tblPrEx>
+          <w:tblLook w:val="04A0" w:firstRow="1" w:lastRow="0" w:firstColumn="1" w:lastColumn="0" w:noHBand="0" w:noVBand="1"/>
+        </w:tblPrEx>
+        <w:tc>
+          <w:tcPr>
+            <w:tcW w:w="8931" w:type="dxa"/>
+          </w:tcPr>
+          <w:p>
+            <w:pPr>
+              <w:ind w:right="-1553"/>
+              <w:jc w:val="both"/>
+              <w:rPr>
+                <w:rFonts w:ascii="微軟正黑體" w:eastAsia="微軟正黑體" w:hAnsi="微軟正黑體"/>
+                <w:sz w:val="28"/>
+                <w:szCs w:val="28"/>
+              </w:rPr>
+            </w:pPr>
+            <w:sdt>
+              <w:sdtPr>
+                <w:rPr>
+                  <w:rFonts w:ascii="微軟正黑體" w:eastAsia="微軟正黑體" w:hAnsi="微軟正黑體"/>
+                  <w:sz w:val="28"/>
+                  <w:szCs w:val="28"/>
+                </w:rPr>
+                <w:tag w:val="goog_rdk_40"/>
+                <w:id w:val="-471443423"/>
+              </w:sdtPr>
+              <w:sdtEndPr/>
+              <w:sdtContent>
+                <w:r>
+                  <w:rPr>
+                    <w:rFonts w:ascii="微軟正黑體" w:eastAsia="微軟正黑體" w:hAnsi="微軟正黑體" w:cs="Gungsuh"/>
+                    <w:sz w:val="28"/>
+                    <w:szCs w:val="28"/>
+                  </w:rPr>
+                  <w:t>最高學歷：</w:t>
+                </w:r>
+                <w:r>
+                  <w:rPr>
+                    <w:rFonts w:ascii="微軟正黑體" w:eastAsia="微軟正黑體" w:hAnsi="微軟正黑體" w:cs="新細明體" w:hint="eastAsia"/>
+                    <w:sz w:val="28"/>
+                    <w:szCs w:val="28"/>
+                  </w:rPr>
+                  <w:t>博士</w:t>
+                </w:r>
+              </w:sdtContent>
+            </w:sdt>
+            <w:r>
+              <w:rPr>
+                <w:rFonts w:ascii="微軟正黑體" w:eastAsia="微軟正黑體" w:hAnsi="微軟正黑體" w:cs="Calibri"/>
+                <w:sz w:val="28"/>
+                <w:szCs w:val="28"/>
+              </w:rPr>
+              <w:t xml:space="preserve"> </w:t>
+            </w:r>
+          </w:p>
+        </w:tc>
+      </w:tr>
+      <w:tr>
+        <w:tblPrEx>
+          <w:tblLook w:val="04A0" w:firstRow="1" w:lastRow="0" w:firstColumn="1" w:lastColumn="0" w:noHBand="0" w:noVBand="1"/>
+        </w:tblPrEx>
+        <w:tc>
+          <w:tcPr>
+            <w:tcW w:w="8931" w:type="dxa"/>
+          </w:tcPr>
+          <w:p>
+            <w:pPr>
+              <w:ind w:right="-1553"/>
+              <w:rPr>
+                <w:rFonts w:ascii="微軟正黑體" w:eastAsia="微軟正黑體" w:hAnsi="微軟正黑體"/>
+                <w:sz w:val="28"/>
+                <w:szCs w:val="28"/>
+              </w:rPr>
+            </w:pPr>
+            <w:sdt>
+              <w:sdtPr>
+                <w:rPr>
+                  <w:rFonts w:ascii="微軟正黑體" w:eastAsia="微軟正黑體" w:hAnsi="微軟正黑體"/>
+                  <w:sz w:val="28"/>
+                  <w:szCs w:val="28"/>
+                </w:rPr>
+                <w:tag w:val="goog_rdk_42"/>
+                <w:id w:val="-1594228428"/>
+              </w:sdtPr>
+              <w:sdtEndPr/>
+              <w:sdtContent>
+                <w:r>
+                  <w:rPr>
+                    <w:rFonts w:ascii="微軟正黑體" w:eastAsia="微軟正黑體" w:hAnsi="微軟正黑體" w:cs="Gungsuh"/>
+                    <w:sz w:val="28"/>
+                    <w:szCs w:val="28"/>
+                  </w:rPr>
+                  <w:t>身</w:t>
+                </w:r>
+                <w:r>
+                  <w:rPr>
+                    <w:rFonts w:ascii="微軟正黑體" w:eastAsia="微軟正黑體" w:hAnsi="微軟正黑體" w:cs="新細明體" w:hint="eastAsia"/>
+                    <w:sz w:val="28"/>
+                    <w:szCs w:val="28"/>
+                  </w:rPr>
+                  <w:t>份</w:t>
+                </w:r>
+                <w:r>
+                  <w:rPr>
+                    <w:rFonts w:ascii="微軟正黑體" w:eastAsia="微軟正黑體" w:hAnsi="微軟正黑體" w:cs="Gungsuh" w:hint="eastAsia"/>
+                    <w:sz w:val="28"/>
+                    <w:szCs w:val="28"/>
+                  </w:rPr>
+                  <w:t>證字號：</w:t>
+                </w:r>
+                <w:r>
+                  <w:rPr>
+                    <w:rFonts w:ascii="微軟正黑體" w:eastAsia="微軟正黑體" w:hAnsi="微軟正黑體" w:cs="Gungsuh" w:hint="eastAsia"/>
+                    <w:sz w:val="28"/>
+                    <w:szCs w:val="28"/>
+                  </w:rPr>
+                  <w:t>F</w:t>
+                </w:r>
+                <w:r>
+                  <w:rPr>
+                    <w:rFonts w:ascii="微軟正黑體" w:eastAsia="微軟正黑體" w:hAnsi="微軟正黑體" w:cs="Gungsuh"/>
+                    <w:sz w:val="28"/>
+                    <w:szCs w:val="28"/>
+                  </w:rPr>
+                  <w:t>124865796</w:t>
+                </w:r>
+              </w:sdtContent>
+            </w:sdt>
+          </w:p>
+        </w:tc>
+      </w:tr>
+      <w:tr>
+        <w:tblPrEx>
+          <w:tblLook w:val="04A0" w:firstRow="1" w:lastRow="0" w:firstColumn="1" w:lastColumn="0" w:noHBand="0" w:noVBand="1"/>
+        </w:tblPrEx>
+        <w:tc>
+          <w:tcPr>
+            <w:tcW w:w="8931" w:type="dxa"/>
+          </w:tcPr>
+          <w:p>
+            <w:pPr>
+              <w:ind w:right="-1553"/>
+              <w:rPr>
+                <w:rFonts w:ascii="微軟正黑體" w:eastAsia="微軟正黑體" w:hAnsi="微軟正黑體"/>
+                <w:sz w:val="28"/>
+                <w:szCs w:val="28"/>
+              </w:rPr>
+            </w:pPr>
+            <w:sdt>
+              <w:sdtPr>
+                <w:rPr>
+                  <w:rFonts w:ascii="微軟正黑體" w:eastAsia="微軟正黑體" w:hAnsi="微軟正黑體"/>
+                  <w:sz w:val="28"/>
+                  <w:szCs w:val="28"/>
+                </w:rPr>
+                <w:tag w:val="goog_rdk_43"/>
+                <w:id w:val="1980039405"/>
+              </w:sdtPr>
+              <w:sdtEndPr/>
+              <w:sdtContent>
+                <w:r>
+                  <w:rPr>
+                    <w:rFonts w:ascii="微軟正黑體" w:eastAsia="微軟正黑體" w:hAnsi="微軟正黑體" w:cs="Gungsuh"/>
+                    <w:sz w:val="28"/>
+                    <w:szCs w:val="28"/>
+                  </w:rPr>
+                  <w:t>戶籍地址：</w:t>
+                </w:r>
+                <w:r>
+                  <w:rPr>
+                    <w:rFonts w:ascii="微軟正黑體" w:eastAsia="微軟正黑體" w:hAnsi="微軟正黑體" w:cs="Gungsuh" w:hint="eastAsia"/>
+                    <w:sz w:val="28"/>
+                    <w:szCs w:val="28"/>
+                  </w:rPr>
+                  <w:t>台北市文山區汀洲路四段277號7樓</w:t>
+                </w:r>
+              </w:sdtContent>
+            </w:sdt>
+          </w:p>
+        </w:tc>
+      </w:tr>
+      <w:tr>
+        <w:tblPrEx>
+          <w:tblLook w:val="04A0" w:firstRow="1" w:lastRow="0" w:firstColumn="1" w:lastColumn="0" w:noHBand="0" w:noVBand="1"/>
+        </w:tblPrEx>
+        <w:tc>
+          <w:tcPr>
+            <w:tcW w:w="8931" w:type="dxa"/>
           </w:tcPr>
           <w:p>
             <w:pPr>
@@ -2422,13 +2447,19 @@
                   </w:rPr>
                   <w:t>郵局帳號：</w:t>
                 </w:r>
+                <w:r>
+                  <w:rPr>
+                    <w:rFonts w:ascii="微軟正黑體" w:eastAsia="微軟正黑體" w:hAnsi="微軟正黑體" w:cs="Gungsuh" w:hint="eastAsia"/>
+                    <w:sz w:val="28"/>
+                    <w:szCs w:val="28"/>
+                  </w:rPr>
+                  <w:t>0001990 0299231</w:t>
+                </w:r>
               </w:sdtContent>
             </w:sdt>
           </w:p>
         </w:tc>
       </w:tr>
-      <w:bookmarkEnd w:id="3"/>
-      <w:bookmarkEnd w:id="4"/>
     </w:tbl>
     <w:p>
       <w:pPr>
